--- a/t22_s2.docx
+++ b/t22_s2.docx
@@ -3,2168 +3,998 @@
 <w:document xmlns:wpc="http://schemas.microsoft.com/office/word/2010/wordprocessingCanvas" xmlns:mo="http://schemas.microsoft.com/office/mac/office/2008/main" xmlns:mc="http://schemas.openxmlformats.org/markup-compatibility/2006" xmlns:mv="urn:schemas-microsoft-com:mac:vml" xmlns:o="urn:schemas-microsoft-com:office:office" xmlns:r="http://schemas.openxmlformats.org/officeDocument/2006/relationships" xmlns:m="http://schemas.openxmlformats.org/officeDocument/2006/math" xmlns:v="urn:schemas-microsoft-com:vml" xmlns:wp14="http://schemas.microsoft.com/office/word/2010/wordprocessingDrawing" xmlns:wp="http://schemas.openxmlformats.org/drawingml/2006/wordprocessingDrawing" xmlns:w10="urn:schemas-microsoft-com:office:word" xmlns:w="http://schemas.openxmlformats.org/wordprocessingml/2006/main" xmlns:w14="http://schemas.microsoft.com/office/word/2010/wordml" xmlns:wpg="http://schemas.microsoft.com/office/word/2010/wordprocessingGroup" xmlns:wpi="http://schemas.microsoft.com/office/word/2010/wordprocessingInk" xmlns:wne="http://schemas.microsoft.com/office/word/2006/wordml" xmlns:wps="http://schemas.microsoft.com/office/word/2010/wordprocessingShape" mc:Ignorable="w14 wp14">
   <w:body>
     <w:p>
-      <w:pPr>
-        <w:spacing w:after="20" w:before="120"/>
-      </w:pPr>
       <w:r>
-        <w:rPr>
-          <w:b/>
-          <w:sz w:val="22"/>
-        </w:rPr>
-        <w:t>Question: A client on DOTS therapy for tuberculosis reports orange-red discoloration of urine. What should the nurse explain?</w:t>
+        <w:t xml:space="preserve">Question: The normal serum chloride level is:</w:t>
       </w:r>
     </w:p>
     <w:p>
-      <w:pPr>
-        <w:spacing w:after="0" w:before="0"/>
-      </w:pPr>
       <w:r>
-        <w:rPr>
-          <w:b w:val="0"/>
-          <w:sz w:val="22"/>
-        </w:rPr>
-        <w:t>(a) It indicates liver damage</w:t>
+        <w:t xml:space="preserve">(a) 98–106 mEq/L</w:t>
       </w:r>
     </w:p>
     <w:p>
-      <w:pPr>
-        <w:spacing w:after="0" w:before="0"/>
-      </w:pPr>
       <w:r>
-        <w:rPr>
-          <w:b w:val="0"/>
-          <w:sz w:val="22"/>
-        </w:rPr>
-        <w:t>(b) The client needs a higher dose</w:t>
+        <w:t xml:space="preserve">(b) 120–135 mEq/L</w:t>
       </w:r>
     </w:p>
     <w:p>
-      <w:pPr>
-        <w:spacing w:after="0" w:before="0"/>
-      </w:pPr>
       <w:r>
-        <w:rPr>
-          <w:b w:val="0"/>
-          <w:sz w:val="22"/>
-        </w:rPr>
-        <w:t>(c) It is a harmless side effect of rifampicin and therapy must continue</w:t>
+        <w:t xml:space="preserve">(c) 60–80 mEq/L</w:t>
       </w:r>
     </w:p>
     <w:p>
-      <w:pPr>
-        <w:spacing w:after="0" w:before="0"/>
-      </w:pPr>
       <w:r>
-        <w:rPr>
-          <w:b w:val="0"/>
-          <w:sz w:val="22"/>
-        </w:rPr>
-        <w:t>(d) The drug must be stopped immediately</w:t>
+        <w:t xml:space="preserve">(d) 20–40 mEq/L</w:t>
       </w:r>
     </w:p>
     <w:p>
-      <w:pPr>
-        <w:spacing w:after="0" w:before="40"/>
-      </w:pPr>
       <w:r>
-        <w:rPr>
-          <w:b/>
-          <w:sz w:val="22"/>
-        </w:rPr>
-        <w:t>Answer: c</w:t>
+        <w:t xml:space="preserve">Answer: a</w:t>
       </w:r>
     </w:p>
     <w:p>
-      <w:pPr>
-        <w:spacing w:after="0" w:before="0"/>
-      </w:pPr>
       <w:r>
-        <w:rPr>
-          <w:b w:val="0"/>
-          <w:sz w:val="21"/>
-        </w:rPr>
-        <w:t>Solution: Rifampicin harmlessly turns urine (and tears/sweat) orange-red; the client is reassured and adherence continues. Jaundice or hepatitis symptoms, however, require evaluation.</w:t>
+        <w:t xml:space="preserve">Solution: Normal chloride is 98–106 mEq/L. It follows sodium — low in vomiting/metabolic alkalosis; high in dehydration and metabolic acidosis.</w:t>
       </w:r>
     </w:p>
     <w:p>
-      <w:pPr>
-        <w:spacing w:after="0" w:before="0"/>
-      </w:pPr>
       <w:r>
-        <w:rPr>
-          <w:b w:val="0"/>
-          <w:sz w:val="20"/>
-        </w:rPr>
-        <w:t>Positive Marks: 1</w:t>
+        <w:t xml:space="preserve">Positive Marks: 1</w:t>
       </w:r>
     </w:p>
     <w:p>
-      <w:pPr>
-        <w:spacing w:after="160" w:before="0"/>
-      </w:pPr>
       <w:r>
-        <w:rPr>
-          <w:b w:val="0"/>
-          <w:sz w:val="20"/>
-        </w:rPr>
-        <w:t>Negative Marks: 0.25</w:t>
+        <w:t xml:space="preserve">Negative Marks: 0.25</w:t>
       </w:r>
     </w:p>
     <w:p>
-      <w:pPr>
-        <w:spacing w:after="20" w:before="120"/>
-      </w:pPr>
       <w:r>
-        <w:rPr>
-          <w:b/>
-          <w:sz w:val="22"/>
-        </w:rPr>
-        <w:t>Question: A client with type 1 diabetes mellitus is found unresponsive in bed. What is the nurse's FIRST action?</w:t>
+        <w:t xml:space="preserve"/>
       </w:r>
     </w:p>
     <w:p>
-      <w:pPr>
-        <w:spacing w:after="0" w:before="0"/>
-      </w:pPr>
       <w:r>
-        <w:rPr>
-          <w:b w:val="0"/>
-          <w:sz w:val="22"/>
-        </w:rPr>
-        <w:t>(a) Administer 50% dextrose IV</w:t>
+        <w:t xml:space="preserve">Question: The nurse is caring for a patient with an ileostomy. Which intervention prevents skin breakdown?</w:t>
       </w:r>
     </w:p>
     <w:p>
-      <w:pPr>
-        <w:spacing w:after="0" w:before="0"/>
-      </w:pPr>
       <w:r>
-        <w:rPr>
-          <w:b w:val="0"/>
-          <w:sz w:val="22"/>
-        </w:rPr>
-        <w:t>(b) Notify the health care provider</w:t>
+        <w:t xml:space="preserve">(a) Use a properly fitting skin barrier and empty the pouch regularly</w:t>
       </w:r>
     </w:p>
     <w:p>
-      <w:pPr>
-        <w:spacing w:after="0" w:before="0"/>
-      </w:pPr>
       <w:r>
-        <w:rPr>
-          <w:b w:val="0"/>
-          <w:sz w:val="22"/>
-        </w:rPr>
-        <w:t>(c) Give glucagon IM</w:t>
+        <w:t xml:space="preserve">(b) Leave the pouch on until full</w:t>
       </w:r>
     </w:p>
     <w:p>
-      <w:pPr>
-        <w:spacing w:after="0" w:before="0"/>
-      </w:pPr>
       <w:r>
-        <w:rPr>
-          <w:b w:val="0"/>
-          <w:sz w:val="22"/>
-        </w:rPr>
-        <w:t>(d) Check the blood glucose level</w:t>
+        <w:t xml:space="preserve">(c) Scrub the skin with alcohol</w:t>
       </w:r>
     </w:p>
     <w:p>
-      <w:pPr>
-        <w:spacing w:after="0" w:before="40"/>
-      </w:pPr>
       <w:r>
-        <w:rPr>
-          <w:b/>
-          <w:sz w:val="22"/>
-        </w:rPr>
-        <w:t>Answer: d</w:t>
+        <w:t xml:space="preserve">(d) Apply the pouch over wet skin</w:t>
       </w:r>
     </w:p>
     <w:p>
-      <w:pPr>
-        <w:spacing w:after="0" w:before="0"/>
-      </w:pPr>
       <w:r>
-        <w:rPr>
-          <w:b w:val="0"/>
-          <w:sz w:val="21"/>
-        </w:rPr>
-        <w:t>Solution: An unresponsive diabetic client must be assumed hypoglycemic until proven otherwise; the first action is to confirm the blood glucose level before treating.</w:t>
+        <w:t xml:space="preserve">Answer: a</w:t>
       </w:r>
     </w:p>
     <w:p>
-      <w:pPr>
-        <w:spacing w:after="0" w:before="0"/>
-      </w:pPr>
       <w:r>
-        <w:rPr>
-          <w:b w:val="0"/>
-          <w:sz w:val="20"/>
-        </w:rPr>
-        <w:t>Positive Marks: 1</w:t>
+        <w:t xml:space="preserve">Solution: Ileostomy output is liquid and enzyme-rich — a correctly fitting barrier, regular emptying, and gentle skin care prevent excoriation.</w:t>
       </w:r>
     </w:p>
     <w:p>
-      <w:pPr>
-        <w:spacing w:after="160" w:before="0"/>
-      </w:pPr>
       <w:r>
-        <w:rPr>
-          <w:b w:val="0"/>
-          <w:sz w:val="20"/>
-        </w:rPr>
-        <w:t>Negative Marks: 0.25</w:t>
+        <w:t xml:space="preserve">Positive Marks: 1</w:t>
       </w:r>
     </w:p>
     <w:p>
-      <w:pPr>
-        <w:spacing w:after="20" w:before="120"/>
-      </w:pPr>
       <w:r>
-        <w:rPr>
-          <w:b/>
-          <w:sz w:val="22"/>
-        </w:rPr>
-        <w:t>Question: What is the immediate priority nursing action following a needle stick injury from a HIV-positive patient?</w:t>
+        <w:t xml:space="preserve">Negative Marks: 0.25</w:t>
       </w:r>
     </w:p>
     <w:p>
-      <w:pPr>
-        <w:spacing w:after="0" w:before="0"/>
-      </w:pPr>
       <w:r>
-        <w:rPr>
-          <w:b w:val="0"/>
-          <w:sz w:val="22"/>
-        </w:rPr>
-        <w:t>(a) Suck out the blood</w:t>
+        <w:t xml:space="preserve"/>
       </w:r>
     </w:p>
     <w:p>
-      <w:pPr>
-        <w:spacing w:after="0" w:before="0"/>
-      </w:pPr>
       <w:r>
-        <w:rPr>
-          <w:b w:val="0"/>
-          <w:sz w:val="22"/>
-        </w:rPr>
-        <w:t>(b) Wash immediately with soap and running water</w:t>
+        <w:t xml:space="preserve">Question: A patient with hypothyroidism is being started on levothyroxine. The nurse should teach the patient to:</w:t>
       </w:r>
     </w:p>
     <w:p>
-      <w:pPr>
-        <w:spacing w:after="0" w:before="0"/>
-      </w:pPr>
       <w:r>
-        <w:rPr>
-          <w:b w:val="0"/>
-          <w:sz w:val="22"/>
-        </w:rPr>
-        <w:t>(c) Squeeze out the blood forcefully</w:t>
+        <w:t xml:space="preserve">(a) Take it in the morning on an empty stomach, 30–60 minutes before food</w:t>
       </w:r>
     </w:p>
     <w:p>
-      <w:pPr>
-        <w:spacing w:after="0" w:before="0"/>
-      </w:pPr>
       <w:r>
-        <w:rPr>
-          <w:b w:val="0"/>
-          <w:sz w:val="22"/>
-        </w:rPr>
-        <w:t>(d) Give incision to the injury</w:t>
+        <w:t xml:space="preserve">(b) Take it with milk</w:t>
       </w:r>
     </w:p>
     <w:p>
-      <w:pPr>
-        <w:spacing w:after="0" w:before="40"/>
-      </w:pPr>
       <w:r>
-        <w:rPr>
-          <w:b/>
-          <w:sz w:val="22"/>
-        </w:rPr>
-        <w:t>Answer: b</w:t>
+        <w:t xml:space="preserve">(c) Take it with other medications</w:t>
       </w:r>
     </w:p>
     <w:p>
-      <w:pPr>
-        <w:spacing w:after="0" w:before="0"/>
-      </w:pPr>
       <w:r>
-        <w:rPr>
-          <w:b w:val="0"/>
-          <w:sz w:val="21"/>
-        </w:rPr>
-        <w:t>Solution: Immediate management of occupational exposure involves washing the affected site thoroughly with soap and running water. Do not scrub or squeeze the wound.</w:t>
+        <w:t xml:space="preserve">(d) Skip doses when feeling better</w:t>
       </w:r>
     </w:p>
     <w:p>
-      <w:pPr>
-        <w:spacing w:after="0" w:before="0"/>
-      </w:pPr>
       <w:r>
-        <w:rPr>
-          <w:b w:val="0"/>
-          <w:sz w:val="20"/>
-        </w:rPr>
-        <w:t>Positive Marks: 1</w:t>
+        <w:t xml:space="preserve">Answer: a</w:t>
       </w:r>
     </w:p>
     <w:p>
-      <w:pPr>
-        <w:spacing w:after="160" w:before="0"/>
-      </w:pPr>
       <w:r>
-        <w:rPr>
-          <w:b w:val="0"/>
-          <w:sz w:val="20"/>
-        </w:rPr>
-        <w:t>Negative Marks: 0.25</w:t>
+        <w:t xml:space="preserve">Solution: Levothyroxine is taken on an empty stomach (30–60 min before breakfast) for consistent absorption — food, calcium, iron, and antacids reduce absorption. It is taken lifelong with TSH monitoring.</w:t>
       </w:r>
     </w:p>
     <w:p>
-      <w:pPr>
-        <w:spacing w:after="20" w:before="120"/>
-      </w:pPr>
       <w:r>
-        <w:rPr>
-          <w:b/>
-          <w:sz w:val="22"/>
-        </w:rPr>
-        <w:t>Question: Which vitamin supplementation gives to pregnant mother for prevention of NTD?</w:t>
+        <w:t xml:space="preserve">Positive Marks: 1</w:t>
       </w:r>
     </w:p>
     <w:p>
-      <w:pPr>
-        <w:spacing w:after="0" w:before="0"/>
-      </w:pPr>
       <w:r>
-        <w:rPr>
-          <w:b w:val="0"/>
-          <w:sz w:val="22"/>
-        </w:rPr>
-        <w:t>(a) Iron</w:t>
+        <w:t xml:space="preserve">Negative Marks: 0.25</w:t>
       </w:r>
     </w:p>
     <w:p>
-      <w:pPr>
-        <w:spacing w:after="0" w:before="0"/>
-      </w:pPr>
       <w:r>
-        <w:rPr>
-          <w:b w:val="0"/>
-          <w:sz w:val="22"/>
-        </w:rPr>
-        <w:t>(b) Folic acid</w:t>
+        <w:t xml:space="preserve"/>
       </w:r>
     </w:p>
     <w:p>
-      <w:pPr>
-        <w:spacing w:after="0" w:before="0"/>
-      </w:pPr>
       <w:r>
-        <w:rPr>
-          <w:b w:val="0"/>
-          <w:sz w:val="22"/>
-        </w:rPr>
-        <w:t>(c) calcium</w:t>
+        <w:t xml:space="preserve">Question: A patient at 36 weeks of gestation is being assessed for fetal presentation. The fetal head is at the pelvic inlet. This is a:</w:t>
       </w:r>
     </w:p>
     <w:p>
-      <w:pPr>
-        <w:spacing w:after="0" w:before="0"/>
-      </w:pPr>
       <w:r>
-        <w:rPr>
-          <w:b w:val="0"/>
-          <w:sz w:val="22"/>
-        </w:rPr>
-        <w:t>(d) Vitamin C</w:t>
+        <w:t xml:space="preserve">(a) Vertex (cephalic) presentation</w:t>
       </w:r>
     </w:p>
     <w:p>
-      <w:pPr>
-        <w:spacing w:after="0" w:before="40"/>
-      </w:pPr>
       <w:r>
-        <w:rPr>
-          <w:b/>
-          <w:sz w:val="22"/>
-        </w:rPr>
-        <w:t>Answer: b</w:t>
+        <w:t xml:space="preserve">(b) Breech presentation</w:t>
       </w:r>
     </w:p>
     <w:p>
-      <w:pPr>
-        <w:spacing w:after="0" w:before="0"/>
-      </w:pPr>
       <w:r>
-        <w:rPr>
-          <w:b w:val="0"/>
-          <w:sz w:val="21"/>
-        </w:rPr>
-        <w:t>Solution: Folic acid supplementation is given to pregnant mothers for the prevention of neural tube defects (NTDs). Neural tube defects are serious birth defects that affect the development of the brain and spinal cord in the fetus. Folic acid, a B-vitamin, plays a crucial role in neural tube development. Adequate folic acid intake before and during early pregnancy can significantly reduce the risk of NTDs. It is recommended that women of childbearing age consume a daily folic acid supplement of 400 to 800 micrograms to ensure sufficient levels for neural tube formation. Folic acid supplementation is a key component of prenatal care to support healthy fetal development.</w:t>
+        <w:t xml:space="preserve">(c) Transverse lie</w:t>
       </w:r>
     </w:p>
     <w:p>
-      <w:pPr>
-        <w:spacing w:after="0" w:before="0"/>
-      </w:pPr>
       <w:r>
-        <w:rPr>
-          <w:b w:val="0"/>
-          <w:sz w:val="20"/>
-        </w:rPr>
-        <w:t>Positive Marks: 1</w:t>
+        <w:t xml:space="preserve">(d) Face presentation only</w:t>
       </w:r>
     </w:p>
     <w:p>
-      <w:pPr>
-        <w:spacing w:after="160" w:before="0"/>
-      </w:pPr>
       <w:r>
-        <w:rPr>
-          <w:b w:val="0"/>
-          <w:sz w:val="20"/>
-        </w:rPr>
-        <w:t>Negative Marks: 0.25</w:t>
+        <w:t xml:space="preserve">Answer: a</w:t>
       </w:r>
     </w:p>
     <w:p>
-      <w:pPr>
-        <w:spacing w:after="20" w:before="120"/>
-      </w:pPr>
       <w:r>
-        <w:rPr>
-          <w:b/>
-          <w:sz w:val="22"/>
-        </w:rPr>
-        <w:t>Question: The reason for polyurea is best defined as:</w:t>
+        <w:t xml:space="preserve">Solution: The vertex (head) presenting at the pelvic inlet is the most common and favorable presentation for vaginal delivery. Breech (buttocks) and transverse lie need special management.</w:t>
       </w:r>
     </w:p>
     <w:p>
-      <w:pPr>
-        <w:spacing w:after="0" w:before="0"/>
-      </w:pPr>
       <w:r>
-        <w:rPr>
-          <w:b w:val="0"/>
-          <w:sz w:val="22"/>
-        </w:rPr>
-        <w:t>(a) Diminished ability of the kidneys to concentrate the urine</w:t>
+        <w:t xml:space="preserve">Positive Marks: 1</w:t>
       </w:r>
     </w:p>
     <w:p>
-      <w:pPr>
-        <w:spacing w:after="0" w:before="0"/>
-      </w:pPr>
       <w:r>
-        <w:rPr>
-          <w:b w:val="0"/>
-          <w:sz w:val="22"/>
-        </w:rPr>
-        <w:t>(b) Dark colored urine</w:t>
+        <w:t xml:space="preserve">Negative Marks: 0.25</w:t>
       </w:r>
     </w:p>
     <w:p>
-      <w:pPr>
-        <w:spacing w:after="0" w:before="0"/>
-      </w:pPr>
       <w:r>
-        <w:rPr>
-          <w:b w:val="0"/>
-          <w:sz w:val="22"/>
-        </w:rPr>
-        <w:t>(c) Lack of urine formation</w:t>
+        <w:t xml:space="preserve"/>
       </w:r>
     </w:p>
     <w:p>
-      <w:pPr>
-        <w:spacing w:after="0" w:before="0"/>
-      </w:pPr>
       <w:r>
-        <w:rPr>
-          <w:b w:val="0"/>
-          <w:sz w:val="22"/>
-        </w:rPr>
-        <w:t>(d) Passing too much urine at night</w:t>
+        <w:t xml:space="preserve">Question: A 3-year-old child with a fever of 40.5°C is at risk for febrile seizures. The nurse should:</w:t>
       </w:r>
     </w:p>
     <w:p>
-      <w:pPr>
-        <w:spacing w:after="0" w:before="40"/>
-      </w:pPr>
       <w:r>
-        <w:rPr>
-          <w:b/>
-          <w:sz w:val="22"/>
-        </w:rPr>
-        <w:t>Answer: a</w:t>
+        <w:t xml:space="preserve">(a) Give antipyretics as ordered, remove excess clothing, and monitor</w:t>
       </w:r>
     </w:p>
     <w:p>
-      <w:pPr>
-        <w:spacing w:after="0" w:before="0"/>
-      </w:pPr>
       <w:r>
-        <w:rPr>
-          <w:b w:val="0"/>
-          <w:sz w:val="21"/>
-        </w:rPr>
-        <w:t>Solution: Polyuria is best defined as the diminished ability of the kidneys to concentrate urine, producing excessive urine output.</w:t>
+        <w:t xml:space="preserve">(b) Wrap the child in blankets</w:t>
       </w:r>
     </w:p>
     <w:p>
-      <w:pPr>
-        <w:spacing w:after="0" w:before="0"/>
-      </w:pPr>
       <w:r>
-        <w:rPr>
-          <w:b w:val="0"/>
-          <w:sz w:val="20"/>
-        </w:rPr>
-        <w:t>Positive Marks: 1</w:t>
+        <w:t xml:space="preserve">(c) Give a cold bath</w:t>
       </w:r>
     </w:p>
     <w:p>
-      <w:pPr>
-        <w:spacing w:after="160" w:before="0"/>
-      </w:pPr>
       <w:r>
-        <w:rPr>
-          <w:b w:val="0"/>
-          <w:sz w:val="20"/>
-        </w:rPr>
-        <w:t>Negative Marks: 0.25</w:t>
+        <w:t xml:space="preserve">(d) Wait for the fever to rise</w:t>
       </w:r>
     </w:p>
     <w:p>
-      <w:pPr>
-        <w:spacing w:after="20" w:before="120"/>
-      </w:pPr>
       <w:r>
-        <w:rPr>
-          <w:b/>
-          <w:sz w:val="22"/>
-        </w:rPr>
-        <w:t>Question: Which type of catheter is used for intermittent catheterization and is removed immediately after the bladder is emptied?</w:t>
+        <w:t xml:space="preserve">Answer: a</w:t>
       </w:r>
     </w:p>
     <w:p>
-      <w:pPr>
-        <w:spacing w:after="0" w:before="0"/>
-      </w:pPr>
       <w:r>
-        <w:rPr>
-          <w:b w:val="0"/>
-          <w:sz w:val="22"/>
-        </w:rPr>
-        <w:t>(a) Straight (Nelaton) catheter</w:t>
+        <w:t xml:space="preserve">Solution: High fever — antipyretics (paracetamol), light clothing, tepid sponging, and fluids reduce temperature and seizure risk. Ice-cold baths and heavy blankets worsen shivering/fever.</w:t>
       </w:r>
     </w:p>
     <w:p>
-      <w:pPr>
-        <w:spacing w:after="0" w:before="0"/>
-      </w:pPr>
       <w:r>
-        <w:rPr>
-          <w:b w:val="0"/>
-          <w:sz w:val="22"/>
-        </w:rPr>
-        <w:t>(b) Malecot catheter</w:t>
+        <w:t xml:space="preserve">Positive Marks: 1</w:t>
       </w:r>
     </w:p>
     <w:p>
-      <w:pPr>
-        <w:spacing w:after="0" w:before="0"/>
-      </w:pPr>
       <w:r>
-        <w:rPr>
-          <w:b w:val="0"/>
-          <w:sz w:val="22"/>
-        </w:rPr>
-        <w:t>(c) Pezzer catheter</w:t>
+        <w:t xml:space="preserve">Negative Marks: 0.25</w:t>
       </w:r>
     </w:p>
     <w:p>
-      <w:pPr>
-        <w:spacing w:after="0" w:before="0"/>
-      </w:pPr>
       <w:r>
-        <w:rPr>
-          <w:b w:val="0"/>
-          <w:sz w:val="22"/>
-        </w:rPr>
-        <w:t>(d) Foley catheter</w:t>
+        <w:t xml:space="preserve"/>
       </w:r>
     </w:p>
     <w:p>
-      <w:pPr>
-        <w:spacing w:after="0" w:before="40"/>
-      </w:pPr>
       <w:r>
-        <w:rPr>
-          <w:b/>
-          <w:sz w:val="22"/>
-        </w:rPr>
-        <w:t>Answer: a</w:t>
+        <w:t xml:space="preserve">Question: A patient with depression is refusing to eat and losing weight. The nurse should:</w:t>
       </w:r>
     </w:p>
     <w:p>
-      <w:pPr>
-        <w:spacing w:after="0" w:before="0"/>
-      </w:pPr>
       <w:r>
-        <w:rPr>
-          <w:b w:val="0"/>
-          <w:sz w:val="21"/>
-        </w:rPr>
-        <w:t>Solution: A straight (Nelaton) catheter is a single-lumen catheter used for intermittent catheterization and is removed once the bladder is drained; a Foley catheter is self-retaining because of its balloon.</w:t>
+        <w:t xml:space="preserve">(a) Offer small, nutritious meals, supervise intake, and monitor weight</w:t>
       </w:r>
     </w:p>
     <w:p>
-      <w:pPr>
-        <w:spacing w:after="0" w:before="0"/>
-      </w:pPr>
       <w:r>
-        <w:rPr>
-          <w:b w:val="0"/>
-          <w:sz w:val="20"/>
-        </w:rPr>
-        <w:t>Positive Marks: 1</w:t>
+        <w:t xml:space="preserve">(b) Leave the tray and walk away</w:t>
       </w:r>
     </w:p>
     <w:p>
-      <w:pPr>
-        <w:spacing w:after="160" w:before="0"/>
-      </w:pPr>
       <w:r>
-        <w:rPr>
-          <w:b w:val="0"/>
-          <w:sz w:val="20"/>
-        </w:rPr>
-        <w:t>Negative Marks: 0.25</w:t>
+        <w:t xml:space="preserve">(c) Force-feed the patient</w:t>
       </w:r>
     </w:p>
     <w:p>
-      <w:pPr>
-        <w:spacing w:after="20" w:before="120"/>
-      </w:pPr>
       <w:r>
-        <w:rPr>
-          <w:b/>
-          <w:sz w:val="22"/>
-        </w:rPr>
-        <w:t>Question: What is the initial nursing intervention for a patient who experiences breathing difficulties during a blood transfusion?</w:t>
+        <w:t xml:space="preserve">(d) Restrict food</w:t>
       </w:r>
     </w:p>
     <w:p>
-      <w:pPr>
-        <w:spacing w:after="0" w:before="0"/>
-      </w:pPr>
       <w:r>
-        <w:rPr>
-          <w:b w:val="0"/>
-          <w:sz w:val="22"/>
-        </w:rPr>
-        <w:t>(a) Stop the infusion and Inform to the doctor</w:t>
+        <w:t xml:space="preserve">Answer: a</w:t>
       </w:r>
     </w:p>
     <w:p>
-      <w:pPr>
-        <w:spacing w:after="0" w:before="0"/>
-      </w:pPr>
       <w:r>
-        <w:rPr>
-          <w:b w:val="0"/>
-          <w:sz w:val="22"/>
-        </w:rPr>
-        <w:t>(b) Continue blood transfusion and give adrenaline</w:t>
+        <w:t xml:space="preserve">Solution: Depression often impairs appetite — the nurse offers small, appealing, nutritious meals, encourages fluids, supervises intake, and monitors weight and nutrition.</w:t>
       </w:r>
     </w:p>
     <w:p>
-      <w:pPr>
-        <w:spacing w:after="0" w:before="0"/>
-      </w:pPr>
       <w:r>
-        <w:rPr>
-          <w:b w:val="0"/>
-          <w:sz w:val="22"/>
-        </w:rPr>
-        <w:t>(c) Stop blood transfusion and administer hydrocortisone</w:t>
+        <w:t xml:space="preserve">Positive Marks: 1</w:t>
       </w:r>
     </w:p>
     <w:p>
-      <w:pPr>
-        <w:spacing w:after="0" w:before="0"/>
-      </w:pPr>
       <w:r>
-        <w:rPr>
-          <w:b w:val="0"/>
-          <w:sz w:val="22"/>
-        </w:rPr>
-        <w:t>(d) Continue blood transfusion and give DOC calcium</w:t>
+        <w:t xml:space="preserve">Negative Marks: 0.25</w:t>
       </w:r>
     </w:p>
     <w:p>
-      <w:pPr>
-        <w:spacing w:after="0" w:before="40"/>
-      </w:pPr>
       <w:r>
-        <w:rPr>
-          <w:b/>
-          <w:sz w:val="22"/>
-        </w:rPr>
-        <w:t>Answer: a</w:t>
+        <w:t xml:space="preserve"/>
       </w:r>
     </w:p>
     <w:p>
-      <w:pPr>
-        <w:spacing w:after="0" w:before="0"/>
-      </w:pPr>
       <w:r>
-        <w:rPr>
-          <w:b w:val="0"/>
-          <w:sz w:val="21"/>
-        </w:rPr>
-        <w:t>Solution: The priority nursing intervention for a patient with breathing difficulties during a blood transfusion is to stop the infusion immediately and inform the physician. This may indicate a transfusion reaction, such as transfusion-associated circulatory overload (TACO) or transfusion-related acute lung injury (TRALI), which requires prompt medical attention. Nurses should also closely monitor the patient's vital signs, maintain a patent airway, and administer supplemental oxygen as necessary.</w:t>
+        <w:t xml:space="preserve">Question: The "Pradhan Mantri Bhartiya Janaushadhi Kendra" is operated under the:</w:t>
       </w:r>
     </w:p>
     <w:p>
-      <w:pPr>
-        <w:spacing w:after="0" w:before="0"/>
-      </w:pPr>
       <w:r>
-        <w:rPr>
-          <w:b w:val="0"/>
-          <w:sz w:val="20"/>
-        </w:rPr>
-        <w:t>Positive Marks: 1</w:t>
+        <w:t xml:space="preserve">(a) Bureau of Pharma PSUs of India (BPPI)</w:t>
       </w:r>
     </w:p>
     <w:p>
-      <w:pPr>
-        <w:spacing w:after="160" w:before="0"/>
-      </w:pPr>
       <w:r>
-        <w:rPr>
-          <w:b w:val="0"/>
-          <w:sz w:val="20"/>
-        </w:rPr>
-        <w:t>Negative Marks: 0.25</w:t>
+        <w:t xml:space="preserve">(b) Ministry of Health only</w:t>
       </w:r>
     </w:p>
     <w:p>
-      <w:pPr>
-        <w:spacing w:after="20" w:before="120"/>
-      </w:pPr>
       <w:r>
-        <w:rPr>
-          <w:b/>
-          <w:sz w:val="22"/>
-        </w:rPr>
-        <w:t>Question: The nurse had a needle stick injury with a hepatitis B infected needle, what is priority nursing action?</w:t>
+        <w:t xml:space="preserve">(c) State governments only</w:t>
       </w:r>
     </w:p>
     <w:p>
-      <w:pPr>
-        <w:spacing w:after="0" w:before="0"/>
-      </w:pPr>
       <w:r>
-        <w:rPr>
-          <w:b w:val="0"/>
-          <w:sz w:val="22"/>
-        </w:rPr>
-        <w:t>(a) Wash puncture site with soap and water</w:t>
+        <w:t xml:space="preserve">(d) Private sector only</w:t>
       </w:r>
     </w:p>
     <w:p>
-      <w:pPr>
-        <w:spacing w:after="0" w:before="0"/>
-      </w:pPr>
       <w:r>
-        <w:rPr>
-          <w:b w:val="0"/>
-          <w:sz w:val="22"/>
-        </w:rPr>
-        <w:t>(b) Get a doctor appointment</w:t>
+        <w:t xml:space="preserve">Answer: a</w:t>
       </w:r>
     </w:p>
     <w:p>
-      <w:pPr>
-        <w:spacing w:after="0" w:before="0"/>
-      </w:pPr>
       <w:r>
-        <w:rPr>
-          <w:b w:val="0"/>
-          <w:sz w:val="22"/>
-        </w:rPr>
-        <w:t>(c) Collect needle for laboratory check</w:t>
+        <w:t xml:space="preserve">Solution: Jan Aushadhi Kendras operate under BPPI, part of the Department of Pharmaceuticals — implementing the PMBJP.</w:t>
       </w:r>
     </w:p>
     <w:p>
-      <w:pPr>
-        <w:spacing w:after="0" w:before="0"/>
-      </w:pPr>
       <w:r>
-        <w:rPr>
-          <w:b w:val="0"/>
-          <w:sz w:val="22"/>
-        </w:rPr>
-        <w:t>(d) Start PEP treatment immediately</w:t>
+        <w:t xml:space="preserve">Positive Marks: 1</w:t>
       </w:r>
     </w:p>
     <w:p>
-      <w:pPr>
-        <w:spacing w:after="0" w:before="40"/>
-      </w:pPr>
       <w:r>
-        <w:rPr>
-          <w:b/>
-          <w:sz w:val="22"/>
-        </w:rPr>
-        <w:t>Answer: a</w:t>
+        <w:t xml:space="preserve">Negative Marks: 0.25</w:t>
       </w:r>
     </w:p>
     <w:p>
-      <w:pPr>
-        <w:spacing w:after="0" w:before="0"/>
-      </w:pPr>
       <w:r>
-        <w:rPr>
-          <w:b w:val="0"/>
-          <w:sz w:val="21"/>
-        </w:rPr>
-        <w:t>Solution: After a hepatitis B needle-stick injury, the priority action is to wash the puncture site with soap and water, then report and start PEP.</w:t>
+        <w:t xml:space="preserve"/>
       </w:r>
     </w:p>
     <w:p>
-      <w:pPr>
-        <w:spacing w:after="0" w:before="0"/>
-      </w:pPr>
       <w:r>
-        <w:rPr>
-          <w:b w:val="0"/>
-          <w:sz w:val="20"/>
-        </w:rPr>
-        <w:t>Positive Marks: 1</w:t>
+        <w:t xml:space="preserve">Question: The nurse is to administer 6 mg of a medication. The vial contains 2 mg/mL. The volume to give is:</w:t>
       </w:r>
     </w:p>
     <w:p>
-      <w:pPr>
-        <w:spacing w:after="160" w:before="0"/>
-      </w:pPr>
       <w:r>
-        <w:rPr>
-          <w:b w:val="0"/>
-          <w:sz w:val="20"/>
-        </w:rPr>
-        <w:t>Negative Marks: 0.25</w:t>
+        <w:t xml:space="preserve">(a) 1 mL</w:t>
       </w:r>
     </w:p>
     <w:p>
-      <w:pPr>
-        <w:spacing w:after="20" w:before="120"/>
-      </w:pPr>
       <w:r>
-        <w:rPr>
-          <w:b/>
-          <w:sz w:val="22"/>
-        </w:rPr>
-        <w:t>Question: A mechanically ventilated client has a sudden drop in SpO2 with absent breath sounds on the left side and tracheal deviation to the right. What is the priority action?</w:t>
+        <w:t xml:space="preserve">(b) 2 mL</w:t>
       </w:r>
     </w:p>
     <w:p>
-      <w:pPr>
-        <w:spacing w:after="0" w:before="0"/>
-      </w:pPr>
       <w:r>
-        <w:rPr>
-          <w:b w:val="0"/>
-          <w:sz w:val="22"/>
-        </w:rPr>
-        <w:t>(a) Reposition the client and reassess</w:t>
+        <w:t xml:space="preserve">(c) 3 mL</w:t>
       </w:r>
     </w:p>
     <w:p>
-      <w:pPr>
-        <w:spacing w:after="0" w:before="0"/>
-      </w:pPr>
       <w:r>
-        <w:rPr>
-          <w:b w:val="0"/>
-          <w:sz w:val="22"/>
-        </w:rPr>
-        <w:t>(b) Increase the FiO2 on the ventilator</w:t>
+        <w:t xml:space="preserve">(d) 4 mL</w:t>
       </w:r>
     </w:p>
     <w:p>
-      <w:pPr>
-        <w:spacing w:after="0" w:before="0"/>
-      </w:pPr>
       <w:r>
-        <w:rPr>
-          <w:b w:val="0"/>
-          <w:sz w:val="22"/>
-        </w:rPr>
-        <w:t>(c) Suction the endotracheal tube</w:t>
+        <w:t xml:space="preserve">Answer: c</w:t>
       </w:r>
     </w:p>
     <w:p>
-      <w:pPr>
-        <w:spacing w:after="0" w:before="0"/>
-      </w:pPr>
       <w:r>
-        <w:rPr>
-          <w:b w:val="0"/>
-          <w:sz w:val="22"/>
-        </w:rPr>
-        <w:t>(d) Prepare for immediate needle decompression of the left chest</w:t>
+        <w:t xml:space="preserve">Solution: Volume = 6 ÷ 2 = 3 mL.</w:t>
       </w:r>
     </w:p>
     <w:p>
-      <w:pPr>
-        <w:spacing w:after="0" w:before="40"/>
-      </w:pPr>
       <w:r>
-        <w:rPr>
-          <w:b/>
-          <w:sz w:val="22"/>
-        </w:rPr>
-        <w:t>Answer: d</w:t>
+        <w:t xml:space="preserve">Positive Marks: 1</w:t>
       </w:r>
     </w:p>
     <w:p>
-      <w:pPr>
-        <w:spacing w:after="0" w:before="0"/>
-      </w:pPr>
       <w:r>
-        <w:rPr>
-          <w:b w:val="0"/>
-          <w:sz w:val="21"/>
-        </w:rPr>
-        <w:t>Solution: Tracheal deviation away from the affected side with absent breath sounds indicates tension pneumothorax; immediate needle decompression is life-saving.</w:t>
+        <w:t xml:space="preserve">Negative Marks: 0.25</w:t>
       </w:r>
     </w:p>
     <w:p>
-      <w:pPr>
-        <w:spacing w:after="0" w:before="0"/>
-      </w:pPr>
       <w:r>
-        <w:rPr>
-          <w:b w:val="0"/>
-          <w:sz w:val="20"/>
-        </w:rPr>
-        <w:t>Positive Marks: 1</w:t>
+        <w:t xml:space="preserve"/>
       </w:r>
     </w:p>
     <w:p>
-      <w:pPr>
-        <w:spacing w:after="160" w:before="0"/>
-      </w:pPr>
       <w:r>
-        <w:rPr>
-          <w:b w:val="0"/>
-          <w:sz w:val="20"/>
-        </w:rPr>
-        <w:t>Negative Marks: 0.25</w:t>
+        <w:t xml:space="preserve">Question: The normal adult respiratory rate is:</w:t>
       </w:r>
     </w:p>
     <w:p>
-      <w:pPr>
-        <w:spacing w:after="20" w:before="120"/>
-      </w:pPr>
       <w:r>
-        <w:rPr>
-          <w:b/>
-          <w:sz w:val="22"/>
-        </w:rPr>
-        <w:t>Question: In a patient receiving IV fluid therapy, swelling, coolness, and pallor around the insertion site indicates</w:t>
+        <w:t xml:space="preserve">(a) 12–20 breaths per minute</w:t>
       </w:r>
     </w:p>
     <w:p>
-      <w:pPr>
-        <w:spacing w:after="0" w:before="0"/>
-      </w:pPr>
       <w:r>
-        <w:rPr>
-          <w:b w:val="0"/>
-          <w:sz w:val="22"/>
-        </w:rPr>
-        <w:t>(a) Infection</w:t>
+        <w:t xml:space="preserve">(b) 25–35 breaths per minute</w:t>
       </w:r>
     </w:p>
     <w:p>
-      <w:pPr>
-        <w:spacing w:after="0" w:before="0"/>
-      </w:pPr>
       <w:r>
-        <w:rPr>
-          <w:b w:val="0"/>
-          <w:sz w:val="22"/>
-        </w:rPr>
-        <w:t>(b) Phlebitis</w:t>
+        <w:t xml:space="preserve">(c) 5–8 breaths per minute</w:t>
       </w:r>
     </w:p>
     <w:p>
-      <w:pPr>
-        <w:spacing w:after="0" w:before="0"/>
-      </w:pPr>
       <w:r>
-        <w:rPr>
-          <w:b w:val="0"/>
-          <w:sz w:val="22"/>
-        </w:rPr>
-        <w:t>(c) Fluid overload</w:t>
+        <w:t xml:space="preserve">(d) 40–50 breaths per minute</w:t>
       </w:r>
     </w:p>
     <w:p>
-      <w:pPr>
-        <w:spacing w:after="0" w:before="0"/>
-      </w:pPr>
       <w:r>
-        <w:rPr>
-          <w:b w:val="0"/>
-          <w:sz w:val="22"/>
-        </w:rPr>
-        <w:t>(d) Infiltration</w:t>
+        <w:t xml:space="preserve">Answer: a</w:t>
       </w:r>
     </w:p>
     <w:p>
-      <w:pPr>
-        <w:spacing w:after="0" w:before="40"/>
-      </w:pPr>
       <w:r>
-        <w:rPr>
-          <w:b/>
-          <w:sz w:val="22"/>
-        </w:rPr>
-        <w:t>Answer: d</w:t>
+        <w:t xml:space="preserve">Solution: Normal adult respiratory rate is 12–20 breaths/min. The nurse counts for a full minute.</w:t>
       </w:r>
     </w:p>
     <w:p>
-      <w:pPr>
-        <w:spacing w:after="0" w:before="0"/>
-      </w:pPr>
       <w:r>
-        <w:rPr>
-          <w:b w:val="0"/>
-          <w:sz w:val="21"/>
-        </w:rPr>
-        <w:t>Solution: Infiltration occurs when IV fluid leaks into surrounding subcutaneous tissue, causing localized edema, coolness, tightness, and blanching.</w:t>
+        <w:t xml:space="preserve">Positive Marks: 1</w:t>
       </w:r>
     </w:p>
     <w:p>
-      <w:pPr>
-        <w:spacing w:after="0" w:before="0"/>
-      </w:pPr>
       <w:r>
-        <w:rPr>
-          <w:b w:val="0"/>
-          <w:sz w:val="20"/>
-        </w:rPr>
-        <w:t>Positive Marks: 1</w:t>
+        <w:t xml:space="preserve">Negative Marks: 0.25</w:t>
       </w:r>
     </w:p>
     <w:p>
-      <w:pPr>
-        <w:spacing w:after="160" w:before="0"/>
-      </w:pPr>
       <w:r>
-        <w:rPr>
-          <w:b w:val="0"/>
-          <w:sz w:val="20"/>
-        </w:rPr>
-        <w:t>Negative Marks: 0.25</w:t>
+        <w:t xml:space="preserve"/>
       </w:r>
     </w:p>
     <w:p>
-      <w:pPr>
-        <w:spacing w:after="20" w:before="120"/>
-      </w:pPr>
       <w:r>
-        <w:rPr>
-          <w:b/>
-          <w:sz w:val="22"/>
-        </w:rPr>
-        <w:t>Question: Following VP (Ventriculoperitoneal) shunt surgery in an infant with hydrocephalus, how does the nurse assess for increased ICP?</w:t>
+        <w:t xml:space="preserve">Question: A patient with a chest tube has a sudden increase in chest pain and dyspnea with decreased breath sounds on the affected side. The nurse should suspect:</w:t>
       </w:r>
     </w:p>
     <w:p>
-      <w:pPr>
-        <w:spacing w:after="0" w:before="0"/>
-      </w:pPr>
       <w:r>
-        <w:rPr>
-          <w:b w:val="0"/>
-          <w:sz w:val="22"/>
-        </w:rPr>
-        <w:t>(a) Palpate anterior fontanelle for fullness/bulging</w:t>
+        <w:t xml:space="preserve">(a) Tension pneumothorax — an emergency</w:t>
       </w:r>
     </w:p>
     <w:p>
-      <w:pPr>
-        <w:spacing w:after="0" w:before="0"/>
-      </w:pPr>
       <w:r>
-        <w:rPr>
-          <w:b w:val="0"/>
-          <w:sz w:val="22"/>
-        </w:rPr>
-        <w:t>(b) Check urine output</w:t>
+        <w:t xml:space="preserve">(b) Normal drainage</w:t>
       </w:r>
     </w:p>
     <w:p>
-      <w:pPr>
-        <w:spacing w:after="0" w:before="0"/>
-      </w:pPr>
       <w:r>
-        <w:rPr>
-          <w:b w:val="0"/>
-          <w:sz w:val="22"/>
-        </w:rPr>
-        <w:t>(c) Assess respiratory rate</w:t>
+        <w:t xml:space="preserve">(c) Tube blockage only</w:t>
       </w:r>
     </w:p>
     <w:p>
-      <w:pPr>
-        <w:spacing w:after="0" w:before="0"/>
-      </w:pPr>
       <w:r>
-        <w:rPr>
-          <w:b w:val="0"/>
-          <w:sz w:val="22"/>
-        </w:rPr>
-        <w:t>(d) Measure blood pressure</w:t>
+        <w:t xml:space="preserve">(d) Pneumonia</w:t>
       </w:r>
     </w:p>
     <w:p>
-      <w:pPr>
-        <w:spacing w:after="0" w:before="40"/>
-      </w:pPr>
       <w:r>
-        <w:rPr>
-          <w:b/>
-          <w:sz w:val="22"/>
-        </w:rPr>
-        <w:t>Answer: a</w:t>
+        <w:t xml:space="preserve">Answer: a</w:t>
       </w:r>
     </w:p>
     <w:p>
-      <w:pPr>
-        <w:spacing w:after="0" w:before="0"/>
-      </w:pPr>
       <w:r>
-        <w:rPr>
-          <w:b w:val="0"/>
-          <w:sz w:val="21"/>
-        </w:rPr>
-        <w:t>Solution: In infants, a tense, bulging anterior fontanelle is the primary physical sign of elevated intracranial pressure (ICP).</w:t>
+        <w:t xml:space="preserve">Solution: Sudden pain, dyspnea, and absent breath sounds with a chest tube suggest tension pneumothorax (air trapping) — the nurse notifies the physician immediately and prepares for emergency decompression.</w:t>
       </w:r>
     </w:p>
     <w:p>
-      <w:pPr>
-        <w:spacing w:after="0" w:before="0"/>
-      </w:pPr>
       <w:r>
-        <w:rPr>
-          <w:b w:val="0"/>
-          <w:sz w:val="20"/>
-        </w:rPr>
-        <w:t>Positive Marks: 1</w:t>
+        <w:t xml:space="preserve">Positive Marks: 1</w:t>
       </w:r>
     </w:p>
     <w:p>
-      <w:pPr>
-        <w:spacing w:after="160" w:before="0"/>
-      </w:pPr>
       <w:r>
-        <w:rPr>
-          <w:b w:val="0"/>
-          <w:sz w:val="20"/>
-        </w:rPr>
-        <w:t>Negative Marks: 0.25</w:t>
+        <w:t xml:space="preserve">Negative Marks: 0.25</w:t>
       </w:r>
     </w:p>
     <w:p>
-      <w:pPr>
-        <w:spacing w:after="20" w:before="120"/>
-      </w:pPr>
       <w:r>
-        <w:rPr>
-          <w:b/>
-          <w:sz w:val="22"/>
-        </w:rPr>
-        <w:t>Question: The earliest sign of hypocalcemia is:</w:t>
+        <w:t xml:space="preserve">Question: The normal serum albumin level is:</w:t>
       </w:r>
     </w:p>
     <w:p>
-      <w:pPr>
-        <w:spacing w:after="0" w:before="0"/>
-      </w:pPr>
       <w:r>
-        <w:rPr>
-          <w:b w:val="0"/>
-          <w:sz w:val="22"/>
-        </w:rPr>
-        <w:t>(a) Weakness</w:t>
+        <w:t xml:space="preserve">(a) 3.5–5 g/dL</w:t>
       </w:r>
     </w:p>
     <w:p>
-      <w:pPr>
-        <w:spacing w:after="0" w:before="0"/>
-      </w:pPr>
       <w:r>
-        <w:rPr>
-          <w:b w:val="0"/>
-          <w:sz w:val="22"/>
-        </w:rPr>
-        <w:t>(b) Twitching</w:t>
+        <w:t xml:space="preserve">(b) 1–2 g/dL</w:t>
       </w:r>
     </w:p>
     <w:p>
-      <w:pPr>
-        <w:spacing w:after="0" w:before="0"/>
-      </w:pPr>
       <w:r>
-        <w:rPr>
-          <w:b w:val="0"/>
-          <w:sz w:val="22"/>
-        </w:rPr>
-        <w:t>(c) Negative Chvostek's sign</w:t>
+        <w:t xml:space="preserve">(c) 6–8 g/dL</w:t>
       </w:r>
     </w:p>
     <w:p>
-      <w:pPr>
-        <w:spacing w:after="0" w:before="0"/>
-      </w:pPr>
       <w:r>
-        <w:rPr>
-          <w:b w:val="0"/>
-          <w:sz w:val="22"/>
-        </w:rPr>
-        <w:t>(d) Exaggerated DTRs</w:t>
+        <w:t xml:space="preserve">(d) 10–12 g/dL</w:t>
       </w:r>
     </w:p>
     <w:p>
-      <w:pPr>
-        <w:spacing w:after="0" w:before="40"/>
-      </w:pPr>
       <w:r>
-        <w:rPr>
-          <w:b/>
-          <w:sz w:val="22"/>
-        </w:rPr>
-        <w:t>Answer: b</w:t>
+        <w:t xml:space="preserve">Answer: a</w:t>
       </w:r>
     </w:p>
     <w:p>
-      <w:pPr>
-        <w:spacing w:after="0" w:before="0"/>
-      </w:pPr>
       <w:r>
-        <w:rPr>
-          <w:b w:val="0"/>
-          <w:sz w:val="21"/>
-        </w:rPr>
-        <w:t>Solution: Twitching (neuromuscular irritability) is the earliest sign of hypocalcemia.</w:t>
+        <w:t xml:space="preserve">Solution: Normal albumin is 3.5–5 g/dL. Low albumin causes edema (reduced oncotic pressure) in liver disease, malnutrition, and nephrotic syndrome.</w:t>
       </w:r>
     </w:p>
     <w:p>
-      <w:pPr>
-        <w:spacing w:after="0" w:before="0"/>
-      </w:pPr>
       <w:r>
-        <w:rPr>
-          <w:b w:val="0"/>
-          <w:sz w:val="20"/>
-        </w:rPr>
-        <w:t>Positive Marks: 1</w:t>
+        <w:t xml:space="preserve">Positive Marks: 1</w:t>
       </w:r>
     </w:p>
     <w:p>
-      <w:pPr>
-        <w:spacing w:after="160" w:before="0"/>
-      </w:pPr>
       <w:r>
-        <w:rPr>
-          <w:b w:val="0"/>
-          <w:sz w:val="20"/>
-        </w:rPr>
-        <w:t>Negative Marks: 0.25</w:t>
+        <w:t xml:space="preserve">Negative Marks: 0.25</w:t>
       </w:r>
     </w:p>
     <w:p>
-      <w:pPr>
-        <w:spacing w:after="20" w:before="120"/>
-      </w:pPr>
       <w:r>
-        <w:rPr>
-          <w:b/>
-          <w:sz w:val="22"/>
-        </w:rPr>
-        <w:t>Question: Which exercise is considered the safest and most beneficial for low-risk pregnant women?</w:t>
+        <w:t xml:space="preserve"/>
       </w:r>
     </w:p>
     <w:p>
-      <w:pPr>
-        <w:spacing w:after="0" w:before="0"/>
-      </w:pPr>
       <w:r>
-        <w:rPr>
-          <w:b w:val="0"/>
-          <w:sz w:val="22"/>
-        </w:rPr>
-        <w:t>(a) Competitive racing</w:t>
+        <w:t xml:space="preserve">Question: The nurse is caring for a patient with an IV infusion. Which action prevents air embolism?</w:t>
       </w:r>
     </w:p>
     <w:p>
-      <w:pPr>
-        <w:spacing w:after="0" w:before="0"/>
-      </w:pPr>
       <w:r>
-        <w:rPr>
-          <w:b w:val="0"/>
-          <w:sz w:val="22"/>
-        </w:rPr>
-        <w:t>(b) Heavy cycling</w:t>
+        <w:t xml:space="preserve">(a) Purge air from the tubing before connecting and monitor the line</w:t>
       </w:r>
     </w:p>
     <w:p>
-      <w:pPr>
-        <w:spacing w:after="0" w:before="0"/>
-      </w:pPr>
       <w:r>
-        <w:rPr>
-          <w:b w:val="0"/>
-          <w:sz w:val="22"/>
-        </w:rPr>
-        <w:t>(c) Football</w:t>
+        <w:t xml:space="preserve">(b) Let air enter the tubing</w:t>
       </w:r>
     </w:p>
     <w:p>
-      <w:pPr>
-        <w:spacing w:after="0" w:before="0"/>
-      </w:pPr>
       <w:r>
-        <w:rPr>
-          <w:b w:val="0"/>
-          <w:sz w:val="22"/>
-        </w:rPr>
-        <w:t>(d) Swimming and walking</w:t>
+        <w:t xml:space="preserve">(c) Disconnect the tubing frequently</w:t>
       </w:r>
     </w:p>
     <w:p>
-      <w:pPr>
-        <w:spacing w:after="0" w:before="40"/>
-      </w:pPr>
       <w:r>
-        <w:rPr>
-          <w:b/>
-          <w:sz w:val="22"/>
-        </w:rPr>
-        <w:t>Answer: d</w:t>
+        <w:t xml:space="preserve">(d) Ignore air bubbles</w:t>
       </w:r>
     </w:p>
     <w:p>
-      <w:pPr>
-        <w:spacing w:after="0" w:before="0"/>
-      </w:pPr>
       <w:r>
-        <w:rPr>
-          <w:b w:val="0"/>
-          <w:sz w:val="21"/>
-        </w:rPr>
-        <w:t>Solution: Swimming provides low-impact cardiovascular exercise, buoyancy supporting joints, and minimal risk of abdominal trauma or falling during pregnancy.</w:t>
+        <w:t xml:space="preserve">Answer: a</w:t>
       </w:r>
     </w:p>
     <w:p>
-      <w:pPr>
-        <w:spacing w:after="0" w:before="0"/>
-      </w:pPr>
       <w:r>
-        <w:rPr>
-          <w:b w:val="0"/>
-          <w:sz w:val="20"/>
-        </w:rPr>
-        <w:t>Positive Marks: 1</w:t>
+        <w:t xml:space="preserve">Solution: Air embolism prevention — purge air from IV tubing, use air-eliminating filters (central lines), and keep the system closed. Air embolism causes sudden dyspnea and hypotension.</w:t>
       </w:r>
     </w:p>
     <w:p>
-      <w:pPr>
-        <w:spacing w:after="160" w:before="0"/>
-      </w:pPr>
       <w:r>
-        <w:rPr>
-          <w:b w:val="0"/>
-          <w:sz w:val="20"/>
-        </w:rPr>
-        <w:t>Negative Marks: 0.25</w:t>
+        <w:t xml:space="preserve">Positive Marks: 1</w:t>
       </w:r>
     </w:p>
     <w:p>
-      <w:pPr>
-        <w:spacing w:after="20" w:before="120"/>
-      </w:pPr>
       <w:r>
-        <w:rPr>
-          <w:b/>
-          <w:sz w:val="22"/>
-        </w:rPr>
-        <w:t>Question: Which of the following behaviouaral theraphy is effective in treating patient with OCD?</w:t>
+        <w:t xml:space="preserve">Negative Marks: 0.25</w:t>
       </w:r>
     </w:p>
     <w:p>
-      <w:pPr>
-        <w:spacing w:after="0" w:before="0"/>
-      </w:pPr>
       <w:r>
-        <w:rPr>
-          <w:b w:val="0"/>
-          <w:sz w:val="22"/>
-        </w:rPr>
-        <w:t>(a) Cognitive behavioural</w:t>
+        <w:t xml:space="preserve"/>
       </w:r>
     </w:p>
     <w:p>
-      <w:pPr>
-        <w:spacing w:after="0" w:before="0"/>
-      </w:pPr>
       <w:r>
-        <w:rPr>
-          <w:b w:val="0"/>
-          <w:sz w:val="22"/>
-        </w:rPr>
-        <w:t>(b) Aversion theraphy</w:t>
+        <w:t xml:space="preserve">Question: A patient with hyperthyroidism has exophthalmos. The nurse should:</w:t>
       </w:r>
     </w:p>
     <w:p>
-      <w:pPr>
-        <w:spacing w:after="0" w:before="0"/>
-      </w:pPr>
       <w:r>
-        <w:rPr>
-          <w:b w:val="0"/>
-          <w:sz w:val="22"/>
-        </w:rPr>
-        <w:t>(c) Psychodynamic</w:t>
+        <w:t xml:space="preserve">(a) Protect the eyes with lubrication and sunglasses</w:t>
       </w:r>
     </w:p>
     <w:p>
-      <w:pPr>
-        <w:spacing w:after="0" w:before="0"/>
-      </w:pPr>
       <w:r>
-        <w:rPr>
-          <w:b w:val="0"/>
-          <w:sz w:val="22"/>
-        </w:rPr>
-        <w:t>(d) Exposure and response prevention</w:t>
+        <w:t xml:space="preserve">(b) Rub the eyes</w:t>
       </w:r>
     </w:p>
     <w:p>
-      <w:pPr>
-        <w:spacing w:after="0" w:before="40"/>
-      </w:pPr>
       <w:r>
-        <w:rPr>
-          <w:b/>
-          <w:sz w:val="22"/>
-        </w:rPr>
-        <w:t>Answer: d</w:t>
+        <w:t xml:space="preserve">(c) Use no protection</w:t>
       </w:r>
     </w:p>
     <w:p>
-      <w:pPr>
-        <w:spacing w:after="0" w:before="0"/>
-      </w:pPr>
       <w:r>
-        <w:rPr>
-          <w:b w:val="0"/>
-          <w:sz w:val="21"/>
-        </w:rPr>
-        <w:t>Solution: Exposure and response prevention (ERP) is the behaviour therapy of choice for obsessive-compulsive disorder.</w:t>
+        <w:t xml:space="preserve">(d) Expose the eyes to wind</w:t>
       </w:r>
     </w:p>
     <w:p>
-      <w:pPr>
-        <w:spacing w:after="0" w:before="0"/>
-      </w:pPr>
       <w:r>
-        <w:rPr>
-          <w:b w:val="0"/>
-          <w:sz w:val="20"/>
-        </w:rPr>
-        <w:t>Positive Marks: 1</w:t>
+        <w:t xml:space="preserve">Answer: a</w:t>
       </w:r>
     </w:p>
     <w:p>
-      <w:pPr>
-        <w:spacing w:after="160" w:before="0"/>
-      </w:pPr>
       <w:r>
-        <w:rPr>
-          <w:b w:val="0"/>
-          <w:sz w:val="20"/>
-        </w:rPr>
-        <w:t>Negative Marks: 0.25</w:t>
+        <w:t xml:space="preserve">Solution: Exophthalmos (Graves' disease) — the nurse protects the eyes with artificial tears, eye shields at night, and sunglasses, and monitors for corneal dryness and visual changes.</w:t>
       </w:r>
     </w:p>
     <w:p>
-      <w:pPr>
-        <w:spacing w:after="20" w:before="120"/>
-      </w:pPr>
       <w:r>
-        <w:rPr>
-          <w:b/>
-          <w:sz w:val="22"/>
-        </w:rPr>
-        <w:t>Question: Which vitamin is synthesized in the skin on exposure to sunlight?</w:t>
+        <w:t xml:space="preserve">Positive Marks: 1</w:t>
       </w:r>
     </w:p>
     <w:p>
-      <w:pPr>
-        <w:spacing w:after="0" w:before="0"/>
-      </w:pPr>
       <w:r>
-        <w:rPr>
-          <w:b w:val="0"/>
-          <w:sz w:val="22"/>
-        </w:rPr>
-        <w:t>(a) Vitamin C</w:t>
+        <w:t xml:space="preserve">Negative Marks: 0.25</w:t>
       </w:r>
     </w:p>
     <w:p>
-      <w:pPr>
-        <w:spacing w:after="0" w:before="0"/>
-      </w:pPr>
       <w:r>
-        <w:rPr>
-          <w:b w:val="0"/>
-          <w:sz w:val="22"/>
-        </w:rPr>
-        <w:t>(b) Vitamin D</w:t>
+        <w:t xml:space="preserve"/>
       </w:r>
     </w:p>
     <w:p>
-      <w:pPr>
-        <w:spacing w:after="0" w:before="0"/>
-      </w:pPr>
       <w:r>
-        <w:rPr>
-          <w:b w:val="0"/>
-          <w:sz w:val="22"/>
-        </w:rPr>
-        <w:t>(c) Vitamin A</w:t>
+        <w:t xml:space="preserve">Question: A patient at 34 weeks of gestation is diagnosed with oligohydramnios. The nurse should monitor for:</w:t>
       </w:r>
     </w:p>
     <w:p>
-      <w:pPr>
-        <w:spacing w:after="0" w:before="0"/>
-      </w:pPr>
       <w:r>
-        <w:rPr>
-          <w:b w:val="0"/>
-          <w:sz w:val="22"/>
-        </w:rPr>
-        <w:t>(d) Vitamin E</w:t>
+        <w:t xml:space="preserve">(a) Cord compression and fetal growth issues</w:t>
       </w:r>
     </w:p>
     <w:p>
-      <w:pPr>
-        <w:spacing w:after="0" w:before="40"/>
-      </w:pPr>
       <w:r>
-        <w:rPr>
-          <w:b/>
-          <w:sz w:val="22"/>
-        </w:rPr>
-        <w:t>Answer: b</w:t>
+        <w:t xml:space="preserve">(b) Hypoglycemia</w:t>
       </w:r>
     </w:p>
     <w:p>
-      <w:pPr>
-        <w:spacing w:after="0" w:before="0"/>
-      </w:pPr>
       <w:r>
-        <w:rPr>
-          <w:b w:val="0"/>
-          <w:sz w:val="21"/>
-        </w:rPr>
-        <w:t>Solution: Vitamin D (cholecalciferol) is synthesized in the skin from 7-dehydrocholesterol on exposure to ultraviolet B rays of sunlight.</w:t>
+        <w:t xml:space="preserve">(c) Constipation</w:t>
       </w:r>
     </w:p>
     <w:p>
-      <w:pPr>
-        <w:spacing w:after="0" w:before="0"/>
-      </w:pPr>
       <w:r>
-        <w:rPr>
-          <w:b w:val="0"/>
-          <w:sz w:val="20"/>
-        </w:rPr>
-        <w:t>Positive Marks: 1</w:t>
+        <w:t xml:space="preserve">(d) Hyperthyroidism</w:t>
       </w:r>
     </w:p>
     <w:p>
-      <w:pPr>
-        <w:spacing w:after="160" w:before="0"/>
-      </w:pPr>
       <w:r>
-        <w:rPr>
-          <w:b w:val="0"/>
-          <w:sz w:val="20"/>
-        </w:rPr>
-        <w:t>Negative Marks: 0.25</w:t>
+        <w:t xml:space="preserve">Answer: a</w:t>
       </w:r>
     </w:p>
     <w:p>
-      <w:pPr>
-        <w:spacing w:after="20" w:before="120"/>
-      </w:pPr>
       <w:r>
-        <w:rPr>
-          <w:b/>
-          <w:sz w:val="22"/>
-        </w:rPr>
-        <w:t>Question: Identify an example of age-independent anthropometry:</w:t>
+        <w:t xml:space="preserve">Solution: Oligohydramnios — reduced amniotic fluid — risks cord compression, fetal growth restriction, and distress. Fetal monitoring (NST, BPP) and delivery planning follow.</w:t>
       </w:r>
     </w:p>
     <w:p>
-      <w:pPr>
-        <w:spacing w:after="0" w:before="0"/>
-      </w:pPr>
       <w:r>
-        <w:rPr>
-          <w:b w:val="0"/>
-          <w:sz w:val="22"/>
-        </w:rPr>
-        <w:t>(a) MUAC (Mid-Upper Arm Circumference)</w:t>
+        <w:t xml:space="preserve">Positive Marks: 1</w:t>
       </w:r>
     </w:p>
     <w:p>
-      <w:pPr>
-        <w:spacing w:after="0" w:before="0"/>
-      </w:pPr>
       <w:r>
-        <w:rPr>
-          <w:b w:val="0"/>
-          <w:sz w:val="22"/>
-        </w:rPr>
-        <w:t>(b) Weight</w:t>
+        <w:t xml:space="preserve">Negative Marks: 0.25</w:t>
       </w:r>
     </w:p>
     <w:p>
-      <w:pPr>
-        <w:spacing w:after="0" w:before="0"/>
-      </w:pPr>
       <w:r>
-        <w:rPr>
-          <w:b w:val="0"/>
-          <w:sz w:val="22"/>
-        </w:rPr>
-        <w:t>(c) Head circumference</w:t>
+        <w:t xml:space="preserve"/>
       </w:r>
     </w:p>
     <w:p>
-      <w:pPr>
-        <w:spacing w:after="0" w:before="0"/>
-      </w:pPr>
       <w:r>
-        <w:rPr>
-          <w:b w:val="0"/>
-          <w:sz w:val="22"/>
-        </w:rPr>
-        <w:t>(d) Chest circumference</w:t>
+        <w:t xml:space="preserve">Question: A 5-year-old child with acute rheumatic fever has joint pain and swelling. The nurse should:</w:t>
       </w:r>
     </w:p>
     <w:p>
-      <w:pPr>
-        <w:spacing w:after="0" w:before="40"/>
-      </w:pPr>
       <w:r>
-        <w:rPr>
-          <w:b/>
-          <w:sz w:val="22"/>
-        </w:rPr>
-        <w:t>Answer: a</w:t>
+        <w:t xml:space="preserve">(a) Provide rest, analgesia, and joint support</w:t>
       </w:r>
     </w:p>
     <w:p>
-      <w:pPr>
-        <w:spacing w:after="0" w:before="0"/>
-      </w:pPr>
       <w:r>
-        <w:rPr>
-          <w:b w:val="0"/>
-          <w:sz w:val="21"/>
-        </w:rPr>
-        <w:t>Solution: MUAC (mid-upper arm circumference) is the classic age-independent anthropometric indicator of nutritional status, especially for screening acute malnutrition in children aged 6-59 months.</w:t>
+        <w:t xml:space="preserve">(b) Encourage vigorous exercise</w:t>
       </w:r>
     </w:p>
     <w:p>
-      <w:pPr>
-        <w:spacing w:after="0" w:before="0"/>
-      </w:pPr>
       <w:r>
-        <w:rPr>
-          <w:b w:val="0"/>
-          <w:sz w:val="20"/>
-        </w:rPr>
-        <w:t>Positive Marks: 1</w:t>
+        <w:t xml:space="preserve">(c) Apply heat only</w:t>
       </w:r>
     </w:p>
     <w:p>
-      <w:pPr>
-        <w:spacing w:after="160" w:before="0"/>
-      </w:pPr>
       <w:r>
-        <w:rPr>
-          <w:b w:val="0"/>
-          <w:sz w:val="20"/>
-        </w:rPr>
-        <w:t>Negative Marks: 0.25</w:t>
+        <w:t xml:space="preserve">(d) Ignore the pain</w:t>
       </w:r>
     </w:p>
     <w:p>
-      <w:pPr>
-        <w:spacing w:after="20" w:before="120"/>
-      </w:pPr>
       <w:r>
-        <w:rPr>
-          <w:b/>
-          <w:sz w:val="22"/>
-        </w:rPr>
-        <w:t>Question: Delirium tremens is most commonly associated with withdrawal from:</w:t>
+        <w:t xml:space="preserve">Answer: a</w:t>
       </w:r>
     </w:p>
     <w:p>
-      <w:pPr>
-        <w:spacing w:after="0" w:before="0"/>
-      </w:pPr>
       <w:r>
-        <w:rPr>
-          <w:b w:val="0"/>
-          <w:sz w:val="22"/>
-        </w:rPr>
-        <w:t>(a) Cocaine</w:t>
+        <w:t xml:space="preserve">Solution: Acute rheumatic fever arthritis — rest, salicylates/analgesics, and gentle joint support reduce pain and inflammation. The nurse monitors for carditis and enforces bed rest during the acute phase.</w:t>
       </w:r>
     </w:p>
     <w:p>
-      <w:pPr>
-        <w:spacing w:after="0" w:before="0"/>
-      </w:pPr>
       <w:r>
-        <w:rPr>
-          <w:b w:val="0"/>
-          <w:sz w:val="22"/>
-        </w:rPr>
-        <w:t>(b) Opioids</w:t>
+        <w:t xml:space="preserve">Positive Marks: 1</w:t>
       </w:r>
     </w:p>
     <w:p>
-      <w:pPr>
-        <w:spacing w:after="0" w:before="0"/>
-      </w:pPr>
       <w:r>
-        <w:rPr>
-          <w:b w:val="0"/>
-          <w:sz w:val="22"/>
-        </w:rPr>
-        <w:t>(c) Alcohol</w:t>
+        <w:t xml:space="preserve">Negative Marks: 0.25</w:t>
       </w:r>
     </w:p>
     <w:p>
-      <w:pPr>
-        <w:spacing w:after="0" w:before="0"/>
-      </w:pPr>
       <w:r>
-        <w:rPr>
-          <w:b w:val="0"/>
-          <w:sz w:val="22"/>
-        </w:rPr>
-        <w:t>(d) Benzodiazepines</w:t>
+        <w:t xml:space="preserve"/>
       </w:r>
     </w:p>
     <w:p>
-      <w:pPr>
-        <w:spacing w:after="0" w:before="40"/>
-      </w:pPr>
       <w:r>
-        <w:rPr>
-          <w:b/>
-          <w:sz w:val="22"/>
-        </w:rPr>
-        <w:t>Answer: c</w:t>
+        <w:t xml:space="preserve">Question: A patient with a panic disorder is having repeated panic attacks. The nurse should:</w:t>
       </w:r>
     </w:p>
     <w:p>
-      <w:pPr>
-        <w:spacing w:after="0" w:before="0"/>
-      </w:pPr>
       <w:r>
-        <w:rPr>
-          <w:b w:val="0"/>
-          <w:sz w:val="21"/>
-        </w:rPr>
-        <w:t>Solution: Delirium tremens is a severe complication of alcohol withdrawal, with confusion, tremor and hallucinations.</w:t>
+        <w:t xml:space="preserve">(a) Teach relaxation, breathing, and cognitive coping strategies</w:t>
       </w:r>
     </w:p>
     <w:p>
-      <w:pPr>
-        <w:spacing w:after="0" w:before="0"/>
-      </w:pPr>
       <w:r>
-        <w:rPr>
-          <w:b w:val="0"/>
-          <w:sz w:val="20"/>
-        </w:rPr>
-        <w:t>Positive Marks: 1</w:t>
+        <w:t xml:space="preserve">(b) Tell the patient to avoid triggers forever</w:t>
       </w:r>
     </w:p>
     <w:p>
-      <w:pPr>
-        <w:spacing w:after="160" w:before="0"/>
-      </w:pPr>
       <w:r>
-        <w:rPr>
-          <w:b w:val="0"/>
-          <w:sz w:val="20"/>
-        </w:rPr>
-        <w:t>Negative Marks: 0.25</w:t>
+        <w:t xml:space="preserve">(c) Dismiss the attacks</w:t>
       </w:r>
     </w:p>
     <w:p>
-      <w:pPr>
-        <w:spacing w:after="20" w:before="120"/>
-      </w:pPr>
       <w:r>
-        <w:rPr>
-          <w:b/>
-          <w:sz w:val="22"/>
-        </w:rPr>
-        <w:t>Question: In the acronym 'ASHA' (community health worker program in India), what does 'A' stand for?</w:t>
+        <w:t xml:space="preserve">(d) Restrict activity</w:t>
       </w:r>
     </w:p>
     <w:p>
-      <w:pPr>
-        <w:spacing w:after="0" w:before="0"/>
-      </w:pPr>
       <w:r>
-        <w:rPr>
-          <w:b w:val="0"/>
-          <w:sz w:val="22"/>
-        </w:rPr>
-        <w:t>(a) Actor</w:t>
+        <w:t xml:space="preserve">Answer: a</w:t>
       </w:r>
     </w:p>
     <w:p>
-      <w:pPr>
-        <w:spacing w:after="0" w:before="0"/>
-      </w:pPr>
       <w:r>
-        <w:rPr>
-          <w:b w:val="0"/>
-          <w:sz w:val="22"/>
-        </w:rPr>
-        <w:t>(b) Accredited</w:t>
+        <w:t xml:space="preserve">Solution: Panic disorder — breathing/relaxation techniques, cognitive restructuring, and (if prescribed) SSRIs reduce attacks. Avoidance reinforces the disorder; the nurse encourages gradual engagement.</w:t>
       </w:r>
     </w:p>
     <w:p>
-      <w:pPr>
-        <w:spacing w:after="0" w:before="0"/>
-      </w:pPr>
       <w:r>
-        <w:rPr>
-          <w:b w:val="0"/>
-          <w:sz w:val="22"/>
-        </w:rPr>
-        <w:t>(c) Accessory</w:t>
+        <w:t xml:space="preserve">Positive Marks: 1</w:t>
       </w:r>
     </w:p>
     <w:p>
-      <w:pPr>
-        <w:spacing w:after="0" w:before="0"/>
-      </w:pPr>
       <w:r>
-        <w:rPr>
-          <w:b w:val="0"/>
-          <w:sz w:val="22"/>
-        </w:rPr>
-        <w:t>(d) Automated</w:t>
+        <w:t xml:space="preserve">Negative Marks: 0.25</w:t>
       </w:r>
     </w:p>
     <w:p>
-      <w:pPr>
-        <w:spacing w:after="0" w:before="40"/>
-      </w:pPr>
       <w:r>
-        <w:rPr>
-          <w:b/>
-          <w:sz w:val="22"/>
-        </w:rPr>
-        <w:t>Answer: b</w:t>
+        <w:t xml:space="preserve"/>
       </w:r>
     </w:p>
     <w:p>
-      <w:pPr>
-        <w:spacing w:after="0" w:before="0"/>
-      </w:pPr>
       <w:r>
-        <w:rPr>
-          <w:b w:val="0"/>
-          <w:sz w:val="21"/>
-        </w:rPr>
-        <w:t>Solution: ASHA stands for 'Accredited Social Health Activist', instituted under the National Rural Health Mission (NRHM).</w:t>
+        <w:t xml:space="preserve">Question: The "Pradhan Mantri Bhartiya Janaushadhi Kendra" helps achieve which goal?</w:t>
       </w:r>
     </w:p>
     <w:p>
-      <w:pPr>
-        <w:spacing w:after="0" w:before="0"/>
-      </w:pPr>
       <w:r>
-        <w:rPr>
-          <w:b w:val="0"/>
-          <w:sz w:val="20"/>
-        </w:rPr>
-        <w:t>Positive Marks: 1</w:t>
+        <w:t xml:space="preserve">(a) Affordable healthcare and reduced out-of-pocket costs</w:t>
       </w:r>
     </w:p>
     <w:p>
-      <w:pPr>
-        <w:spacing w:after="160" w:before="0"/>
-      </w:pPr>
       <w:r>
-        <w:rPr>
-          <w:b w:val="0"/>
-          <w:sz w:val="20"/>
-        </w:rPr>
-        <w:t>Negative Marks: 0.25</w:t>
+        <w:t xml:space="preserve">(b) Higher medicine prices</w:t>
       </w:r>
     </w:p>
     <w:p>
-      <w:pPr>
-        <w:spacing w:after="20" w:before="120"/>
-      </w:pPr>
       <w:r>
-        <w:rPr>
-          <w:b/>
-          <w:sz w:val="22"/>
-        </w:rPr>
-        <w:t>Question: Which method gives the most reliable confirmation that a nasogastric tube is correctly placed before feeding?</w:t>
+        <w:t xml:space="preserve">(c) Medicine shortages</w:t>
       </w:r>
     </w:p>
     <w:p>
-      <w:pPr>
-        <w:spacing w:after="0" w:before="0"/>
-      </w:pPr>
       <w:r>
-        <w:rPr>
-          <w:b w:val="0"/>
-          <w:sz w:val="22"/>
-        </w:rPr>
-        <w:t>(a) Radiographic (X-ray) confirmation</w:t>
+        <w:t xml:space="preserve">(d) Imported-only drugs</w:t>
       </w:r>
     </w:p>
     <w:p>
-      <w:pPr>
-        <w:spacing w:after="0" w:before="0"/>
-      </w:pPr>
       <w:r>
-        <w:rPr>
-          <w:b w:val="0"/>
-          <w:sz w:val="22"/>
-        </w:rPr>
-        <w:t>(b) Auscultating air over the epigastrium</w:t>
+        <w:t xml:space="preserve">Answer: a</w:t>
       </w:r>
     </w:p>
     <w:p>
-      <w:pPr>
-        <w:spacing w:after="0" w:before="0"/>
-      </w:pPr>
       <w:r>
-        <w:rPr>
-          <w:b w:val="0"/>
-          <w:sz w:val="22"/>
-        </w:rPr>
-        <w:t>(c) Checking the pH of gastric aspirate</w:t>
+        <w:t xml:space="preserve">Solution: Jan Aushadhi Kendras make medicines affordable — reducing out-of-pocket health expenditure and improving access to essential medicines.</w:t>
       </w:r>
     </w:p>
     <w:p>
-      <w:pPr>
-        <w:spacing w:after="0" w:before="0"/>
-      </w:pPr>
       <w:r>
-        <w:rPr>
-          <w:b w:val="0"/>
-          <w:sz w:val="22"/>
-        </w:rPr>
-        <w:t>(d) Observing the client swallow without coughing</w:t>
+        <w:t xml:space="preserve">Positive Marks: 1</w:t>
       </w:r>
     </w:p>
     <w:p>
-      <w:pPr>
-        <w:spacing w:after="0" w:before="40"/>
-      </w:pPr>
       <w:r>
-        <w:rPr>
-          <w:b/>
-          <w:sz w:val="22"/>
-        </w:rPr>
-        <w:t>Answer: a</w:t>
+        <w:t xml:space="preserve">Negative Marks: 0.25</w:t>
       </w:r>
     </w:p>
     <w:p>
-      <w:pPr>
-        <w:spacing w:after="0" w:before="0"/>
-      </w:pPr>
       <w:r>
-        <w:rPr>
-          <w:b w:val="0"/>
-          <w:sz w:val="21"/>
-        </w:rPr>
-        <w:t>Solution: X-ray confirmation is the gold standard for NG tube placement; auscultation and pH are adjuncts but are not definitive, especially in high-risk clients.</w:t>
+        <w:t xml:space="preserve"/>
       </w:r>
     </w:p>
     <w:p>
-      <w:pPr>
-        <w:spacing w:after="0" w:before="0"/>
-      </w:pPr>
       <w:r>
-        <w:rPr>
-          <w:b w:val="0"/>
-          <w:sz w:val="20"/>
-        </w:rPr>
-        <w:t>Positive Marks: 1</w:t>
+        <w:t xml:space="preserve">Question: The nurse is to give 0.36 g of a medication. The vial contains 120 mg/mL. The volume to give is:</w:t>
       </w:r>
     </w:p>
     <w:p>
-      <w:pPr>
-        <w:spacing w:after="160" w:before="0"/>
-      </w:pPr>
       <w:r>
-        <w:rPr>
-          <w:b w:val="0"/>
-          <w:sz w:val="20"/>
-        </w:rPr>
-        <w:t>Negative Marks: 0.25</w:t>
+        <w:t xml:space="preserve">(a) 2 mL</w:t>
       </w:r>
     </w:p>
     <w:p>
-      <w:pPr>
-        <w:spacing w:after="20" w:before="120"/>
-      </w:pPr>
       <w:r>
-        <w:rPr>
-          <w:b/>
-          <w:sz w:val="22"/>
-        </w:rPr>
-        <w:t>Question: What is the current name of Aurangabad in Maharashtra? Important scheme (4K)</w:t>
+        <w:t xml:space="preserve">(b) 3 mL</w:t>
       </w:r>
     </w:p>
     <w:p>
-      <w:pPr>
-        <w:spacing w:after="0" w:before="0"/>
-      </w:pPr>
       <w:r>
-        <w:rPr>
-          <w:b w:val="0"/>
-          <w:sz w:val="22"/>
-        </w:rPr>
-        <w:t>(a) Dharashiv</w:t>
+        <w:t xml:space="preserve">(c) 4 mL</w:t>
       </w:r>
     </w:p>
     <w:p>
-      <w:pPr>
-        <w:spacing w:after="0" w:before="0"/>
-      </w:pPr>
       <w:r>
-        <w:rPr>
-          <w:b w:val="0"/>
-          <w:sz w:val="22"/>
-        </w:rPr>
-        <w:t>(b) Sambhaji Nagar</w:t>
+        <w:t xml:space="preserve">(d) 5 mL</w:t>
       </w:r>
     </w:p>
     <w:p>
-      <w:pPr>
-        <w:spacing w:after="0" w:before="0"/>
-      </w:pPr>
       <w:r>
-        <w:rPr>
-          <w:b w:val="0"/>
-          <w:sz w:val="22"/>
-        </w:rPr>
-        <w:t>(c) Osmanabad</w:t>
+        <w:t xml:space="preserve">Answer: b</w:t>
       </w:r>
     </w:p>
     <w:p>
-      <w:pPr>
-        <w:spacing w:after="0" w:before="0"/>
-      </w:pPr>
       <w:r>
-        <w:rPr>
-          <w:b w:val="0"/>
-          <w:sz w:val="22"/>
-        </w:rPr>
-        <w:t>(d) Mumbai</w:t>
+        <w:t xml:space="preserve">Solution: 0.36 g = 360 mg. Volume = 360 ÷ 120 = 3 mL.</w:t>
       </w:r>
     </w:p>
     <w:p>
-      <w:pPr>
-        <w:spacing w:after="0" w:before="40"/>
-      </w:pPr>
       <w:r>
-        <w:rPr>
-          <w:b/>
-          <w:sz w:val="22"/>
-        </w:rPr>
-        <w:t>Answer: b</w:t>
+        <w:t xml:space="preserve">Positive Marks: 1</w:t>
       </w:r>
     </w:p>
     <w:p>
-      <w:pPr>
-        <w:spacing w:after="0" w:before="0"/>
-      </w:pPr>
       <w:r>
-        <w:rPr>
-          <w:b w:val="0"/>
-          <w:sz w:val="21"/>
-        </w:rPr>
-        <w:t>Solution: The current name of Aurangabad in Maharashtra is option A, Sambhaji Nagar. Sambhaji Nagar is the new name given to the city of Aurangabad in Maharashtra. The name change was made to honor Sambhaji, the son of the Maratha Empire's founder, Chhatrapati Shivaji Maharaj. Aurangabad was originally named after Mughal emperor Aurangzeb, and the decision to rename the city was part of an effort to recognize and celebrate Maratha history and culture. The name change reflects the cultural and historical significance of Sambhaji and symbolizes the local pride and heritage of Maharashtra.</w:t>
+        <w:t xml:space="preserve">Negative Marks: 0.25</w:t>
       </w:r>
     </w:p>
     <w:p>
-      <w:pPr>
-        <w:spacing w:after="0" w:before="0"/>
-      </w:pPr>
       <w:r>
-        <w:rPr>
-          <w:b w:val="0"/>
-          <w:sz w:val="20"/>
-        </w:rPr>
-        <w:t>Positive Marks: 1</w:t>
+        <w:t xml:space="preserve"/>
       </w:r>
     </w:p>
     <w:p>
-      <w:pPr>
-        <w:spacing w:after="160" w:before="0"/>
-      </w:pPr>
       <w:r>
-        <w:rPr>
-          <w:b w:val="0"/>
-          <w:sz w:val="20"/>
-        </w:rPr>
-        <w:t>Negative Marks: 0.25</w:t>
+        <w:t xml:space="preserve">Question: The normal adult heart rate at rest is:</w:t>
+      </w:r>
+    </w:p>
+    <w:p>
+      <w:r>
+        <w:t xml:space="preserve">(a) 60–100 beats per minute</w:t>
+      </w:r>
+    </w:p>
+    <w:p>
+      <w:r>
+        <w:t xml:space="preserve">(b) 20–40 beats per minute</w:t>
+      </w:r>
+    </w:p>
+    <w:p>
+      <w:r>
+        <w:t xml:space="preserve">(c) 120–160 beats per minute</w:t>
+      </w:r>
+    </w:p>
+    <w:p>
+      <w:r>
+        <w:t xml:space="preserve">(d) 160–200 beats per minute</w:t>
+      </w:r>
+    </w:p>
+    <w:p>
+      <w:r>
+        <w:t xml:space="preserve">Answer: a</w:t>
+      </w:r>
+    </w:p>
+    <w:p>
+      <w:r>
+        <w:t xml:space="preserve">Solution: Normal adult resting heart rate is 60–100 bpm. The nurse assesses rate, rhythm, and strength.</w:t>
+      </w:r>
+    </w:p>
+    <w:p>
+      <w:r>
+        <w:t xml:space="preserve">Positive Marks: 1</w:t>
+      </w:r>
+    </w:p>
+    <w:p>
+      <w:r>
+        <w:t xml:space="preserve">Negative Marks: 0.25</w:t>
+      </w:r>
+    </w:p>
+    <w:p>
+      <w:r>
+        <w:t xml:space="preserve"/>
+      </w:r>
+    </w:p>
+    <w:p>
+      <w:r>
+        <w:t xml:space="preserve">Question: A patient with a fractured femur in traction develops sudden chest pain and dyspnea. The nurse should suspect:</w:t>
+      </w:r>
+    </w:p>
+    <w:p>
+      <w:r>
+        <w:t xml:space="preserve">(a) Fat embolism syndrome</w:t>
+      </w:r>
+    </w:p>
+    <w:p>
+      <w:r>
+        <w:t xml:space="preserve">(b) Muscle spasm</w:t>
+      </w:r>
+    </w:p>
+    <w:p>
+      <w:r>
+        <w:t xml:space="preserve">(c) Constipation</w:t>
+      </w:r>
+    </w:p>
+    <w:p>
+      <w:r>
+        <w:t xml:space="preserve">(d) Skin irritation</w:t>
+      </w:r>
+    </w:p>
+    <w:p>
+      <w:r>
+        <w:t xml:space="preserve">Answer: a</w:t>
+      </w:r>
+    </w:p>
+    <w:p>
+      <w:r>
+        <w:t xml:space="preserve">Solution: Fat embolism (24–72 hours after long-bone fracture) — sudden dyspnea, chest pain, petechiae, and confusion. Oxygen, respiratory support, and fracture stabilization are priorities.</w:t>
+      </w:r>
+    </w:p>
+    <w:p>
+      <w:r>
+        <w:t xml:space="preserve">Positive Marks: 1</w:t>
+      </w:r>
+    </w:p>
+    <w:p>
+      <w:r>
+        <w:t xml:space="preserve">Negative Marks: 0.25</w:t>
       </w:r>
     </w:p>
     <w:sectPr>
       <w:pgSz w:w="12240" w:h="15840"/>
-      <w:pgMar w:top="864" w:right="1008" w:bottom="864" w:left="1008" w:header="720" w:footer="720" w:gutter="0"/>
+      <w:pgMar w:top="1440" w:right="1800" w:bottom="1440" w:left="1800" w:header="720" w:footer="720" w:gutter="0"/>
       <w:cols w:space="720"/>
       <w:docGrid w:linePitch="360"/>
     </w:sectPr>
@@ -2535,10 +1365,6 @@
     <w:name w:val="Normal"/>
     <w:qFormat/>
     <w:rsid w:val="00FC693F"/>
-    <w:rPr>
-      <w:rFonts w:ascii="Calibri" w:hAnsi="Calibri"/>
-      <w:sz w:val="22"/>
-    </w:rPr>
   </w:style>
   <w:style w:type="paragraph" w:styleId="Header">
     <w:name w:val="header"/>
